--- a/exercices/Intro/solutions/Intro3_SOL.docx
+++ b/exercices/Intro/solutions/Intro3_SOL.docx
@@ -1,6 +1,6 @@
 
 <file path=word/document.xml><?xml version="1.0" encoding="utf-8"?>
-<w:document xmlns:wpc="http://schemas.microsoft.com/office/word/2010/wordprocessingCanvas" xmlns:cx="http://schemas.microsoft.com/office/drawing/2014/chartex" xmlns:cx1="http://schemas.microsoft.com/office/drawing/2015/9/8/chartex" xmlns:cx2="http://schemas.microsoft.com/office/drawing/2015/10/21/chartex" xmlns:cx3="http://schemas.microsoft.com/office/drawing/2016/5/9/chartex" xmlns:cx4="http://schemas.microsoft.com/office/drawing/2016/5/10/chartex" xmlns:cx5="http://schemas.microsoft.com/office/drawing/2016/5/11/chartex" xmlns:cx6="http://schemas.microsoft.com/office/drawing/2016/5/12/chartex" xmlns:cx7="http://schemas.microsoft.com/office/drawing/2016/5/13/chartex" xmlns:cx8="http://schemas.microsoft.com/office/drawing/2016/5/14/chartex" xmlns:mc="http://schemas.openxmlformats.org/markup-compatibility/2006" xmlns:aink="http://schemas.microsoft.com/office/drawing/2016/ink" xmlns:am3d="http://schemas.microsoft.com/office/drawing/2017/model3d" xmlns:o="urn:schemas-microsoft-com:office:office" xmlns:oel="http://schemas.microsoft.com/office/2019/extlst" xmlns:r="http://schemas.openxmlformats.org/officeDocument/2006/relationships" xmlns:m="http://schemas.openxmlformats.org/officeDocument/2006/math" xmlns:v="urn:schemas-microsoft-com:vml" xmlns:wp14="http://schemas.microsoft.com/office/word/2010/wordprocessingDrawing" xmlns:wp="http://schemas.openxmlformats.org/drawingml/2006/wordprocessingDrawing" xmlns:w10="urn:schemas-microsoft-com:office:word" xmlns:w="http://schemas.openxmlformats.org/wordprocessingml/2006/main" xmlns:w14="http://schemas.microsoft.com/office/word/2010/wordml" xmlns:w15="http://schemas.microsoft.com/office/word/2012/wordml" xmlns:w16cex="http://schemas.microsoft.com/office/word/2018/wordml/cex" xmlns:w16cid="http://schemas.microsoft.com/office/word/2016/wordml/cid" xmlns:w16="http://schemas.microsoft.com/office/word/2018/wordml" xmlns:w16sdtdh="http://schemas.microsoft.com/office/word/2020/wordml/sdtdatahash" xmlns:w16se="http://schemas.microsoft.com/office/word/2015/wordml/symex" xmlns:wpg="http://schemas.microsoft.com/office/word/2010/wordprocessingGroup" xmlns:wpi="http://schemas.microsoft.com/office/word/2010/wordprocessingInk" xmlns:wne="http://schemas.microsoft.com/office/word/2006/wordml" xmlns:wps="http://schemas.microsoft.com/office/word/2010/wordprocessingShape" mc:Ignorable="w14 w15 w16se w16cid w16 w16cex w16sdtdh wp14">
+<w:document xmlns:wpc="http://schemas.microsoft.com/office/word/2010/wordprocessingCanvas" xmlns:cx="http://schemas.microsoft.com/office/drawing/2014/chartex" xmlns:cx1="http://schemas.microsoft.com/office/drawing/2015/9/8/chartex" xmlns:cx2="http://schemas.microsoft.com/office/drawing/2015/10/21/chartex" xmlns:cx3="http://schemas.microsoft.com/office/drawing/2016/5/9/chartex" xmlns:cx4="http://schemas.microsoft.com/office/drawing/2016/5/10/chartex" xmlns:cx5="http://schemas.microsoft.com/office/drawing/2016/5/11/chartex" xmlns:cx6="http://schemas.microsoft.com/office/drawing/2016/5/12/chartex" xmlns:cx7="http://schemas.microsoft.com/office/drawing/2016/5/13/chartex" xmlns:cx8="http://schemas.microsoft.com/office/drawing/2016/5/14/chartex" xmlns:mc="http://schemas.openxmlformats.org/markup-compatibility/2006" xmlns:aink="http://schemas.microsoft.com/office/drawing/2016/ink" xmlns:am3d="http://schemas.microsoft.com/office/drawing/2017/model3d" xmlns:o="urn:schemas-microsoft-com:office:office" xmlns:r="http://schemas.openxmlformats.org/officeDocument/2006/relationships" xmlns:m="http://schemas.openxmlformats.org/officeDocument/2006/math" xmlns:v="urn:schemas-microsoft-com:vml" xmlns:wp14="http://schemas.microsoft.com/office/word/2010/wordprocessingDrawing" xmlns:wp="http://schemas.openxmlformats.org/drawingml/2006/wordprocessingDrawing" xmlns:w10="urn:schemas-microsoft-com:office:word" xmlns:w="http://schemas.openxmlformats.org/wordprocessingml/2006/main" xmlns:w14="http://schemas.microsoft.com/office/word/2010/wordml" xmlns:w15="http://schemas.microsoft.com/office/word/2012/wordml" xmlns:w16cex="http://schemas.microsoft.com/office/word/2018/wordml/cex" xmlns:w16cid="http://schemas.microsoft.com/office/word/2016/wordml/cid" xmlns:w16="http://schemas.microsoft.com/office/word/2018/wordml" xmlns:w16sdtdh="http://schemas.microsoft.com/office/word/2020/wordml/sdtdatahash" xmlns:w16se="http://schemas.microsoft.com/office/word/2015/wordml/symex" xmlns:wpg="http://schemas.microsoft.com/office/word/2010/wordprocessingGroup" xmlns:wpi="http://schemas.microsoft.com/office/word/2010/wordprocessingInk" xmlns:wne="http://schemas.microsoft.com/office/word/2006/wordml" xmlns:wps="http://schemas.microsoft.com/office/word/2010/wordprocessingShape" mc:Ignorable="w14 w15 w16se w16cid w16 w16cex w16sdtdh wp14">
   <w:body>
     <w:p>
       <w:pPr>
@@ -182,15 +182,7 @@
         </w:numPr>
       </w:pPr>
       <w:r>
-        <w:t xml:space="preserve">À partir de votre répertoire personnel, en une seule commande, </w:t>
-      </w:r>
-      <w:proofErr w:type="gramStart"/>
-      <w:r>
-        <w:t>créez le</w:t>
-      </w:r>
-      <w:proofErr w:type="gramEnd"/>
-      <w:r>
-        <w:t xml:space="preserve"> répertoire </w:t>
+        <w:t xml:space="preserve">À partir de votre répertoire personnel, en une seule commande, créez le répertoire </w:t>
       </w:r>
       <w:r>
         <w:rPr>
@@ -198,72 +190,8 @@
           <w:iCs/>
           <w:u w:val="single"/>
         </w:rPr>
-        <w:t>/</w:t>
-      </w:r>
-      <w:proofErr w:type="spellStart"/>
-      <w:r>
-        <w:rPr>
-          <w:i/>
-          <w:iCs/>
-          <w:u w:val="single"/>
-        </w:rPr>
-        <w:t>tmp</w:t>
-      </w:r>
-      <w:proofErr w:type="spellEnd"/>
-      <w:r>
-        <w:rPr>
-          <w:i/>
-          <w:iCs/>
-          <w:u w:val="single"/>
-        </w:rPr>
-        <w:t>/</w:t>
-      </w:r>
-      <w:proofErr w:type="spellStart"/>
-      <w:r>
-        <w:rPr>
-          <w:i/>
-          <w:iCs/>
-          <w:u w:val="single"/>
-        </w:rPr>
-        <w:t>dir</w:t>
-      </w:r>
-      <w:proofErr w:type="spellEnd"/>
-      <w:r>
-        <w:rPr>
-          <w:i/>
-          <w:iCs/>
-          <w:u w:val="single"/>
-        </w:rPr>
-        <w:t>/</w:t>
-      </w:r>
-      <w:proofErr w:type="spellStart"/>
-      <w:r>
-        <w:rPr>
-          <w:i/>
-          <w:iCs/>
-          <w:u w:val="single"/>
-        </w:rPr>
-        <w:t>subdir</w:t>
-      </w:r>
-      <w:proofErr w:type="spellEnd"/>
-      <w:r>
-        <w:rPr>
-          <w:i/>
-          <w:iCs/>
-          <w:u w:val="single"/>
-        </w:rPr>
-        <w:t>/</w:t>
-      </w:r>
-      <w:proofErr w:type="spellStart"/>
-      <w:r>
-        <w:rPr>
-          <w:i/>
-          <w:iCs/>
-          <w:u w:val="single"/>
-        </w:rPr>
-        <w:t>subsubdir</w:t>
-      </w:r>
-      <w:proofErr w:type="spellEnd"/>
+        <w:t>/tmp/dir/subdir/subsubdir</w:t>
+      </w:r>
       <w:r>
         <w:t xml:space="preserve">. </w:t>
       </w:r>
@@ -445,13 +373,8 @@
           <w:numId w:val="1"/>
         </w:numPr>
       </w:pPr>
-      <w:proofErr w:type="gramStart"/>
-      <w:r>
-        <w:t>Copiez le</w:t>
-      </w:r>
-      <w:proofErr w:type="gramEnd"/>
-      <w:r>
-        <w:t xml:space="preserve"> fichier </w:t>
+      <w:r>
+        <w:t xml:space="preserve">Copiez le fichier </w:t>
       </w:r>
       <w:r>
         <w:rPr>
@@ -459,25 +382,7 @@
           <w:iCs/>
           <w:u w:val="single"/>
         </w:rPr>
-        <w:t>/</w:t>
-      </w:r>
-      <w:proofErr w:type="spellStart"/>
-      <w:r>
-        <w:rPr>
-          <w:i/>
-          <w:iCs/>
-          <w:u w:val="single"/>
-        </w:rPr>
-        <w:t>etc</w:t>
-      </w:r>
-      <w:proofErr w:type="spellEnd"/>
-      <w:r>
-        <w:rPr>
-          <w:i/>
-          <w:iCs/>
-          <w:u w:val="single"/>
-        </w:rPr>
-        <w:t>/hosts</w:t>
+        <w:t>/etc/hosts</w:t>
       </w:r>
       <w:r>
         <w:t xml:space="preserve"> dans votre répertoire </w:t>
@@ -596,7 +501,6 @@
       <w:r>
         <w:t xml:space="preserve">À partir de votre répertoire personnel, lancez la commande </w:t>
       </w:r>
-      <w:proofErr w:type="spellStart"/>
       <w:r>
         <w:rPr>
           <w:rFonts w:ascii="Cascadia Mono" w:hAnsi="Cascadia Mono"/>
@@ -604,40 +508,81 @@
           <w:szCs w:val="20"/>
           <w:highlight w:val="lightGray"/>
         </w:rPr>
-        <w:t>cp</w:t>
-      </w:r>
-      <w:proofErr w:type="spellEnd"/>
-      <w:r>
-        <w:rPr>
-          <w:rFonts w:ascii="Cascadia Mono" w:hAnsi="Cascadia Mono"/>
-          <w:sz w:val="20"/>
-          <w:szCs w:val="20"/>
-          <w:highlight w:val="lightGray"/>
-        </w:rPr>
-        <w:t xml:space="preserve"> /</w:t>
-      </w:r>
-      <w:proofErr w:type="spellStart"/>
-      <w:r>
-        <w:rPr>
-          <w:rFonts w:ascii="Cascadia Mono" w:hAnsi="Cascadia Mono"/>
-          <w:sz w:val="20"/>
-          <w:szCs w:val="20"/>
-          <w:highlight w:val="lightGray"/>
-        </w:rPr>
-        <w:t>etc</w:t>
-      </w:r>
-      <w:proofErr w:type="spellEnd"/>
-      <w:r>
-        <w:rPr>
-          <w:rFonts w:ascii="Cascadia Mono" w:hAnsi="Cascadia Mono"/>
-          <w:sz w:val="20"/>
-          <w:szCs w:val="20"/>
-          <w:highlight w:val="lightGray"/>
-        </w:rPr>
-        <w:t>/h* dir1</w:t>
+        <w:t>cp /etc/h* dir1</w:t>
       </w:r>
       <w:r>
         <w:t>. Que s'est-il passé?</w:t>
+      </w:r>
+    </w:p>
+    <w:tbl>
+      <w:tblPr>
+        <w:tblStyle w:val="Grilledutableau"/>
+        <w:tblW w:w="8285" w:type="dxa"/>
+        <w:tblInd w:w="357" w:type="dxa"/>
+        <w:tblLook w:val="04A0" w:firstRow="1" w:lastRow="0" w:firstColumn="1" w:lastColumn="0" w:noHBand="0" w:noVBand="1"/>
+      </w:tblPr>
+      <w:tblGrid>
+        <w:gridCol w:w="8285"/>
+      </w:tblGrid>
+      <w:tr>
+        <w:trPr>
+          <w:trHeight w:val="285"/>
+        </w:trPr>
+        <w:tc>
+          <w:tcPr>
+            <w:tcW w:w="8285" w:type="dxa"/>
+          </w:tcPr>
+          <w:p>
+            <w:pPr>
+              <w:pStyle w:val="Paragraphedeliste"/>
+              <w:tabs>
+                <w:tab w:val="left" w:pos="3330"/>
+              </w:tabs>
+              <w:ind w:left="0"/>
+            </w:pPr>
+            <w:r>
+              <w:t>Copie tous les fichiers dans /etc qui commencent par h</w:t>
+            </w:r>
+          </w:p>
+        </w:tc>
+      </w:tr>
+    </w:tbl>
+    <w:p>
+      <w:pPr>
+        <w:pStyle w:val="Paragraphedeliste"/>
+        <w:ind w:left="360"/>
+      </w:pPr>
+    </w:p>
+    <w:p>
+      <w:pPr>
+        <w:pStyle w:val="Paragraphedeliste"/>
+        <w:numPr>
+          <w:ilvl w:val="0"/>
+          <w:numId w:val="1"/>
+        </w:numPr>
+      </w:pPr>
+      <w:r>
+        <w:t>Copiez</w:t>
+      </w:r>
+      <w:r>
+        <w:t xml:space="preserve"> </w:t>
+      </w:r>
+      <w:r>
+        <w:rPr>
+          <w:i/>
+          <w:iCs/>
+          <w:u w:val="single"/>
+        </w:rPr>
+        <w:t>fi1</w:t>
+      </w:r>
+      <w:r>
+        <w:t xml:space="preserve"> à la racine du système de fichier</w:t>
+      </w:r>
+      <w:r>
+        <w:t>. Que se passe-t-il?</w:t>
+      </w:r>
+      <w:r>
+        <w:t xml:space="preserve"> </w:t>
       </w:r>
     </w:p>
     <w:tbl>
@@ -663,6 +608,9 @@
               <w:pStyle w:val="Paragraphedeliste"/>
               <w:ind w:left="0"/>
             </w:pPr>
+            <w:r>
+              <w:t>Permission non accordée</w:t>
+            </w:r>
           </w:p>
         </w:tc>
       </w:tr>
@@ -682,10 +630,10 @@
         </w:numPr>
       </w:pPr>
       <w:r>
-        <w:t>Copiez</w:t>
-      </w:r>
-      <w:r>
-        <w:t xml:space="preserve"> </w:t>
+        <w:t>Déplacez</w:t>
+      </w:r>
+      <w:r>
+        <w:t xml:space="preserve"> le fichier </w:t>
       </w:r>
       <w:r>
         <w:rPr>
@@ -696,13 +644,10 @@
         <w:t>fi1</w:t>
       </w:r>
       <w:r>
-        <w:t xml:space="preserve"> à la racine du système de fichier</w:t>
-      </w:r>
-      <w:r>
-        <w:t>. Que se passe-t-il?</w:t>
-      </w:r>
-      <w:r>
-        <w:t xml:space="preserve"> </w:t>
+        <w:t xml:space="preserve"> dans votre répertoire personnel</w:t>
+      </w:r>
+      <w:r>
+        <w:t>.</w:t>
       </w:r>
     </w:p>
     <w:tbl>
@@ -728,68 +673,9 @@
               <w:pStyle w:val="Paragraphedeliste"/>
               <w:ind w:left="0"/>
             </w:pPr>
-          </w:p>
-        </w:tc>
-      </w:tr>
-    </w:tbl>
-    <w:p>
-      <w:pPr>
-        <w:pStyle w:val="Paragraphedeliste"/>
-        <w:ind w:left="360"/>
-      </w:pPr>
-    </w:p>
-    <w:p>
-      <w:pPr>
-        <w:pStyle w:val="Paragraphedeliste"/>
-        <w:numPr>
-          <w:ilvl w:val="0"/>
-          <w:numId w:val="1"/>
-        </w:numPr>
-      </w:pPr>
-      <w:r>
-        <w:t>Déplacez</w:t>
-      </w:r>
-      <w:r>
-        <w:t xml:space="preserve"> le fichier </w:t>
-      </w:r>
-      <w:r>
-        <w:rPr>
-          <w:i/>
-          <w:iCs/>
-          <w:u w:val="single"/>
-        </w:rPr>
-        <w:t>fi1</w:t>
-      </w:r>
-      <w:r>
-        <w:t xml:space="preserve"> dans votre répertoire personnel</w:t>
-      </w:r>
-      <w:r>
-        <w:t>.</w:t>
-      </w:r>
-    </w:p>
-    <w:tbl>
-      <w:tblPr>
-        <w:tblStyle w:val="Grilledutableau"/>
-        <w:tblW w:w="8285" w:type="dxa"/>
-        <w:tblInd w:w="357" w:type="dxa"/>
-        <w:tblLook w:val="04A0" w:firstRow="1" w:lastRow="0" w:firstColumn="1" w:lastColumn="0" w:noHBand="0" w:noVBand="1"/>
-      </w:tblPr>
-      <w:tblGrid>
-        <w:gridCol w:w="8285"/>
-      </w:tblGrid>
-      <w:tr>
-        <w:trPr>
-          <w:trHeight w:val="285"/>
-        </w:trPr>
-        <w:tc>
-          <w:tcPr>
-            <w:tcW w:w="8285" w:type="dxa"/>
-          </w:tcPr>
-          <w:p>
-            <w:pPr>
-              <w:pStyle w:val="Paragraphedeliste"/>
-              <w:ind w:left="0"/>
-            </w:pPr>
+            <w:r>
+              <w:t>mv dir1/fi1 ~</w:t>
+            </w:r>
           </w:p>
         </w:tc>
       </w:tr>
@@ -867,6 +753,9 @@
               <w:ind w:left="0"/>
               <w:contextualSpacing w:val="0"/>
             </w:pPr>
+            <w:r>
+              <w:t>mv fi1 ..</w:t>
+            </w:r>
           </w:p>
         </w:tc>
       </w:tr>
@@ -903,25 +792,7 @@
           <w:iCs/>
           <w:u w:val="single"/>
         </w:rPr>
-        <w:t>/</w:t>
-      </w:r>
-      <w:proofErr w:type="spellStart"/>
-      <w:r>
-        <w:rPr>
-          <w:i/>
-          <w:iCs/>
-          <w:u w:val="single"/>
-        </w:rPr>
-        <w:t>etc</w:t>
-      </w:r>
-      <w:proofErr w:type="spellEnd"/>
-      <w:r>
-        <w:rPr>
-          <w:i/>
-          <w:iCs/>
-          <w:u w:val="single"/>
-        </w:rPr>
-        <w:t>/</w:t>
+        <w:t>/etc/</w:t>
       </w:r>
       <w:r>
         <w:rPr>
@@ -977,6 +848,9 @@
               <w:pStyle w:val="Paragraphedeliste"/>
               <w:ind w:left="0"/>
             </w:pPr>
+            <w:r>
+              <w:t>mv : voulez-vous remplacer '/etc/hosts' en outrepassant le mode 0644 (rw-r--r--) ?</w:t>
+            </w:r>
           </w:p>
         </w:tc>
       </w:tr>
@@ -1034,6 +908,9 @@
               <w:pStyle w:val="Paragraphedeliste"/>
               <w:ind w:left="0"/>
             </w:pPr>
+            <w:r>
+              <w:t>rm -rf dir1</w:t>
+            </w:r>
           </w:p>
         </w:tc>
       </w:tr>
@@ -1055,7 +932,7 @@
 </file>
 
 <file path=word/numbering.xml><?xml version="1.0" encoding="utf-8"?>
-<w:numbering xmlns:wpc="http://schemas.microsoft.com/office/word/2010/wordprocessingCanvas" xmlns:cx="http://schemas.microsoft.com/office/drawing/2014/chartex" xmlns:cx1="http://schemas.microsoft.com/office/drawing/2015/9/8/chartex" xmlns:cx2="http://schemas.microsoft.com/office/drawing/2015/10/21/chartex" xmlns:cx3="http://schemas.microsoft.com/office/drawing/2016/5/9/chartex" xmlns:cx4="http://schemas.microsoft.com/office/drawing/2016/5/10/chartex" xmlns:cx5="http://schemas.microsoft.com/office/drawing/2016/5/11/chartex" xmlns:cx6="http://schemas.microsoft.com/office/drawing/2016/5/12/chartex" xmlns:cx7="http://schemas.microsoft.com/office/drawing/2016/5/13/chartex" xmlns:cx8="http://schemas.microsoft.com/office/drawing/2016/5/14/chartex" xmlns:mc="http://schemas.openxmlformats.org/markup-compatibility/2006" xmlns:aink="http://schemas.microsoft.com/office/drawing/2016/ink" xmlns:am3d="http://schemas.microsoft.com/office/drawing/2017/model3d" xmlns:o="urn:schemas-microsoft-com:office:office" xmlns:oel="http://schemas.microsoft.com/office/2019/extlst" xmlns:r="http://schemas.openxmlformats.org/officeDocument/2006/relationships" xmlns:m="http://schemas.openxmlformats.org/officeDocument/2006/math" xmlns:v="urn:schemas-microsoft-com:vml" xmlns:wp14="http://schemas.microsoft.com/office/word/2010/wordprocessingDrawing" xmlns:wp="http://schemas.openxmlformats.org/drawingml/2006/wordprocessingDrawing" xmlns:w10="urn:schemas-microsoft-com:office:word" xmlns:w="http://schemas.openxmlformats.org/wordprocessingml/2006/main" xmlns:w14="http://schemas.microsoft.com/office/word/2010/wordml" xmlns:w15="http://schemas.microsoft.com/office/word/2012/wordml" xmlns:w16cex="http://schemas.microsoft.com/office/word/2018/wordml/cex" xmlns:w16cid="http://schemas.microsoft.com/office/word/2016/wordml/cid" xmlns:w16="http://schemas.microsoft.com/office/word/2018/wordml" xmlns:w16sdtdh="http://schemas.microsoft.com/office/word/2020/wordml/sdtdatahash" xmlns:w16se="http://schemas.microsoft.com/office/word/2015/wordml/symex" xmlns:wpg="http://schemas.microsoft.com/office/word/2010/wordprocessingGroup" xmlns:wpi="http://schemas.microsoft.com/office/word/2010/wordprocessingInk" xmlns:wne="http://schemas.microsoft.com/office/word/2006/wordml" xmlns:wps="http://schemas.microsoft.com/office/word/2010/wordprocessingShape" mc:Ignorable="w14 w15 w16se w16cid w16 w16cex w16sdtdh wp14">
+<w:numbering xmlns:wpc="http://schemas.microsoft.com/office/word/2010/wordprocessingCanvas" xmlns:cx="http://schemas.microsoft.com/office/drawing/2014/chartex" xmlns:cx1="http://schemas.microsoft.com/office/drawing/2015/9/8/chartex" xmlns:cx2="http://schemas.microsoft.com/office/drawing/2015/10/21/chartex" xmlns:cx3="http://schemas.microsoft.com/office/drawing/2016/5/9/chartex" xmlns:cx4="http://schemas.microsoft.com/office/drawing/2016/5/10/chartex" xmlns:cx5="http://schemas.microsoft.com/office/drawing/2016/5/11/chartex" xmlns:cx6="http://schemas.microsoft.com/office/drawing/2016/5/12/chartex" xmlns:cx7="http://schemas.microsoft.com/office/drawing/2016/5/13/chartex" xmlns:cx8="http://schemas.microsoft.com/office/drawing/2016/5/14/chartex" xmlns:mc="http://schemas.openxmlformats.org/markup-compatibility/2006" xmlns:aink="http://schemas.microsoft.com/office/drawing/2016/ink" xmlns:am3d="http://schemas.microsoft.com/office/drawing/2017/model3d" xmlns:o="urn:schemas-microsoft-com:office:office" xmlns:r="http://schemas.openxmlformats.org/officeDocument/2006/relationships" xmlns:m="http://schemas.openxmlformats.org/officeDocument/2006/math" xmlns:v="urn:schemas-microsoft-com:vml" xmlns:wp14="http://schemas.microsoft.com/office/word/2010/wordprocessingDrawing" xmlns:wp="http://schemas.openxmlformats.org/drawingml/2006/wordprocessingDrawing" xmlns:w10="urn:schemas-microsoft-com:office:word" xmlns:w="http://schemas.openxmlformats.org/wordprocessingml/2006/main" xmlns:w14="http://schemas.microsoft.com/office/word/2010/wordml" xmlns:w15="http://schemas.microsoft.com/office/word/2012/wordml" xmlns:w16cex="http://schemas.microsoft.com/office/word/2018/wordml/cex" xmlns:w16cid="http://schemas.microsoft.com/office/word/2016/wordml/cid" xmlns:w16="http://schemas.microsoft.com/office/word/2018/wordml" xmlns:w16sdtdh="http://schemas.microsoft.com/office/word/2020/wordml/sdtdatahash" xmlns:w16se="http://schemas.microsoft.com/office/word/2015/wordml/symex" xmlns:wpg="http://schemas.microsoft.com/office/word/2010/wordprocessingGroup" xmlns:wpi="http://schemas.microsoft.com/office/word/2010/wordprocessingInk" xmlns:wne="http://schemas.microsoft.com/office/word/2006/wordml" xmlns:wps="http://schemas.microsoft.com/office/word/2010/wordprocessingShape" mc:Ignorable="w14 w15 w16se w16cid w16 w16cex w16sdtdh wp14">
   <w:abstractNum w:abstractNumId="0" w15:restartNumberingAfterBreak="0">
     <w:nsid w:val="10280B73"/>
     <w:multiLevelType w:val="hybridMultilevel"/>
@@ -1142,7 +1019,7 @@
       </w:pPr>
     </w:lvl>
   </w:abstractNum>
-  <w:num w:numId="1" w16cid:durableId="949122729">
+  <w:num w:numId="1">
     <w:abstractNumId w:val="0"/>
   </w:num>
 </w:numbering>
@@ -1903,6 +1780,26 @@
 </file>
 
 <file path=customXml/item1.xml><?xml version="1.0" encoding="utf-8"?>
+<p:properties xmlns:p="http://schemas.microsoft.com/office/2006/metadata/properties" xmlns:xsi="http://www.w3.org/2001/XMLSchema-instance" xmlns:pc="http://schemas.microsoft.com/office/infopath/2007/PartnerControls">
+  <documentManagement>
+    <lcf76f155ced4ddcb4097134ff3c332f xmlns="ee3b7c67-28c9-4d7c-a669-1dff6e18d7da">
+      <Terms xmlns="http://schemas.microsoft.com/office/infopath/2007/PartnerControls"/>
+    </lcf76f155ced4ddcb4097134ff3c332f>
+    <TaxCatchAll xmlns="36e2cab8-2cfe-4038-b0b8-db0d9a630908" xsi:nil="true"/>
+  </documentManagement>
+</p:properties>
+</file>
+
+<file path=customXml/item2.xml><?xml version="1.0" encoding="utf-8"?>
+<?mso-contentType ?>
+<FormTemplates xmlns="http://schemas.microsoft.com/sharepoint/v3/contenttype/forms">
+  <Display>DocumentLibraryForm</Display>
+  <Edit>DocumentLibraryForm</Edit>
+  <New>DocumentLibraryForm</New>
+</FormTemplates>
+</file>
+
+<file path=customXml/item3.xml><?xml version="1.0" encoding="utf-8"?>
 <ct:contentTypeSchema xmlns:ct="http://schemas.microsoft.com/office/2006/metadata/contentType" xmlns:ma="http://schemas.microsoft.com/office/2006/metadata/properties/metaAttributes" ct:_="" ma:_="" ma:contentTypeName="Document" ma:contentTypeID="0x010100D129A719FBE9424BAEAA3E685EC821E5" ma:contentTypeVersion="15" ma:contentTypeDescription="Crée un document." ma:contentTypeScope="" ma:versionID="1d1250d4f23777a3ee201e9b9bdd9630">
   <xsd:schema xmlns:xsd="http://www.w3.org/2001/XMLSchema" xmlns:xs="http://www.w3.org/2001/XMLSchema" xmlns:p="http://schemas.microsoft.com/office/2006/metadata/properties" xmlns:ns2="ee3b7c67-28c9-4d7c-a669-1dff6e18d7da" xmlns:ns3="36e2cab8-2cfe-4038-b0b8-db0d9a630908" targetNamespace="http://schemas.microsoft.com/office/2006/metadata/properties" ma:root="true" ma:fieldsID="8cc5c2f6cc4681878b7c85522b8e7808" ns2:_="" ns3:_="">
     <xsd:import namespace="ee3b7c67-28c9-4d7c-a669-1dff6e18d7da"/>
@@ -2137,34 +2034,40 @@
 </ct:contentTypeSchema>
 </file>
 
-<file path=customXml/item2.xml><?xml version="1.0" encoding="utf-8"?>
-<?mso-contentType ?>
-<FormTemplates xmlns="http://schemas.microsoft.com/sharepoint/v3/contenttype/forms">
-  <Display>DocumentLibraryForm</Display>
-  <Edit>DocumentLibraryForm</Edit>
-  <New>DocumentLibraryForm</New>
-</FormTemplates>
-</file>
-
-<file path=customXml/item3.xml><?xml version="1.0" encoding="utf-8"?>
-<p:properties xmlns:p="http://schemas.microsoft.com/office/2006/metadata/properties" xmlns:xsi="http://www.w3.org/2001/XMLSchema-instance" xmlns:pc="http://schemas.microsoft.com/office/infopath/2007/PartnerControls">
-  <documentManagement>
-    <lcf76f155ced4ddcb4097134ff3c332f xmlns="ee3b7c67-28c9-4d7c-a669-1dff6e18d7da">
-      <Terms xmlns="http://schemas.microsoft.com/office/infopath/2007/PartnerControls"/>
-    </lcf76f155ced4ddcb4097134ff3c332f>
-    <TaxCatchAll xmlns="36e2cab8-2cfe-4038-b0b8-db0d9a630908" xsi:nil="true"/>
-  </documentManagement>
-</p:properties>
-</file>
-
 <file path=customXml/itemProps1.xml><?xml version="1.0" encoding="utf-8"?>
-<ds:datastoreItem xmlns:ds="http://schemas.openxmlformats.org/officeDocument/2006/customXml" ds:itemID="{FE826CC1-D44A-47F6-A016-F9B319E9B1AF}"/>
+<ds:datastoreItem xmlns:ds="http://schemas.openxmlformats.org/officeDocument/2006/customXml" ds:itemID="{0E9924E7-4B94-4959-8B9F-4934044A3A2E}">
+  <ds:schemaRefs>
+    <ds:schemaRef ds:uri="http://schemas.microsoft.com/office/2006/metadata/properties"/>
+    <ds:schemaRef ds:uri="http://schemas.microsoft.com/office/infopath/2007/PartnerControls"/>
+    <ds:schemaRef ds:uri="ee3b7c67-28c9-4d7c-a669-1dff6e18d7da"/>
+    <ds:schemaRef ds:uri="36e2cab8-2cfe-4038-b0b8-db0d9a630908"/>
+  </ds:schemaRefs>
+</ds:datastoreItem>
 </file>
 
 <file path=customXml/itemProps2.xml><?xml version="1.0" encoding="utf-8"?>
-<ds:datastoreItem xmlns:ds="http://schemas.openxmlformats.org/officeDocument/2006/customXml" ds:itemID="{B3659EFF-6C48-4998-8D88-B4DA44E40A6E}"/>
+<ds:datastoreItem xmlns:ds="http://schemas.openxmlformats.org/officeDocument/2006/customXml" ds:itemID="{B3659EFF-6C48-4998-8D88-B4DA44E40A6E}">
+  <ds:schemaRefs>
+    <ds:schemaRef ds:uri="http://schemas.microsoft.com/sharepoint/v3/contenttype/forms"/>
+  </ds:schemaRefs>
+</ds:datastoreItem>
 </file>
 
 <file path=customXml/itemProps3.xml><?xml version="1.0" encoding="utf-8"?>
-<ds:datastoreItem xmlns:ds="http://schemas.openxmlformats.org/officeDocument/2006/customXml" ds:itemID="{0E9924E7-4B94-4959-8B9F-4934044A3A2E}"/>
+<ds:datastoreItem xmlns:ds="http://schemas.openxmlformats.org/officeDocument/2006/customXml" ds:itemID="{FE826CC1-D44A-47F6-A016-F9B319E9B1AF}">
+  <ds:schemaRefs>
+    <ds:schemaRef ds:uri="http://schemas.microsoft.com/office/2006/metadata/contentType"/>
+    <ds:schemaRef ds:uri="http://schemas.microsoft.com/office/2006/metadata/properties/metaAttributes"/>
+    <ds:schemaRef ds:uri="http://www.w3.org/2001/XMLSchema"/>
+    <ds:schemaRef ds:uri="http://schemas.microsoft.com/office/2006/metadata/properties"/>
+    <ds:schemaRef ds:uri="ee3b7c67-28c9-4d7c-a669-1dff6e18d7da"/>
+    <ds:schemaRef ds:uri="36e2cab8-2cfe-4038-b0b8-db0d9a630908"/>
+    <ds:schemaRef ds:uri="http://schemas.microsoft.com/office/2006/documentManagement/types"/>
+    <ds:schemaRef ds:uri="http://schemas.microsoft.com/office/infopath/2007/PartnerControls"/>
+    <ds:schemaRef ds:uri="http://schemas.openxmlformats.org/package/2006/metadata/core-properties"/>
+    <ds:schemaRef ds:uri="http://purl.org/dc/elements/1.1/"/>
+    <ds:schemaRef ds:uri="http://purl.org/dc/terms/"/>
+    <ds:schemaRef ds:uri="http://schemas.microsoft.com/internal/obd"/>
+  </ds:schemaRefs>
+</ds:datastoreItem>
 </file>